--- a/omotenashi_briefing_script.docx
+++ b/omotenashi_briefing_script.docx
@@ -78,7 +78,7 @@
         <w:rPr>
           <w:rFonts w:ascii="游ゴシック" w:cs="游ゴシック" w:eastAsia="游ゴシック" w:hAnsi="游ゴシック"/>
         </w:rPr>
-        <w:t xml:space="preserve">「といっても、ガラッと変わるわけではありません。技・心・礎の3本柱はそのままです。」</w:t>
+        <w:t xml:space="preserve">「といっても、ガラッと変わるわけではありません。技・心・土台の3本柱はそのままです。（「礎」という呼び方は、今回から誰でも読める「土台」に変えました。）」</w:t>
       </w:r>
     </w:p>
     <w:p>
@@ -163,6 +163,57 @@
     </w:p>
     <w:p>
       <w:pPr>
+        <w:spacing w:after="90"/>
+      </w:pPr>
+      <w:r>
+        <w:rPr>
+          <w:rFonts w:ascii="游ゴシック" w:cs="游ゴシック" w:eastAsia="游ゴシック" w:hAnsi="游ゴシック"/>
+        </w:rPr>
+        <w:t xml:space="preserve">「社長は、こうもおっしゃっています。」</w:t>
+      </w:r>
+    </w:p>
+    <w:p>
+      <w:pPr>
+        <w:spacing w:after="90"/>
+      </w:pPr>
+      <w:r>
+        <w:rPr>
+          <w:rFonts w:ascii="游ゴシック" w:cs="游ゴシック" w:eastAsia="游ゴシック" w:hAnsi="游ゴシック"/>
+          <w:i/>
+          <w:iCs/>
+          <w:color w:val="9C4A5C"/>
+        </w:rPr>
+        <w:t xml:space="preserve">（ゆっくり、区切りながら）</w:t>
+      </w:r>
+    </w:p>
+    <w:p>
+      <w:pPr>
+        <w:shd w:fill="F2F2F2" w:val="clear"/>
+        <w:spacing w:after="100" w:before="60"/>
+        <w:ind w:left="300" w:right="300"/>
+      </w:pPr>
+      <w:r>
+        <w:rPr>
+          <w:rFonts w:ascii="游ゴシック" w:cs="游ゴシック" w:eastAsia="游ゴシック" w:hAnsi="游ゴシック"/>
+          <w:i/>
+          <w:iCs/>
+        </w:rPr>
+        <w:t xml:space="preserve">余裕のある行動をすることで、気持ちに余裕が出て、笑顔が出て、おもてなしができる。</w:t>
+      </w:r>
+    </w:p>
+    <w:p>
+      <w:pPr>
+        <w:spacing w:after="90"/>
+      </w:pPr>
+      <w:r>
+        <w:rPr>
+          <w:rFonts w:ascii="游ゴシック" w:cs="游ゴシック" w:eastAsia="游ゴシック" w:hAnsi="游ゴシック"/>
+        </w:rPr>
+        <w:t xml:space="preserve">「土台（準備・余裕）があるから、心にも余裕が生まれて、技（笑顔）が自然に出る。技・心・土台は、この一本の流れを3つに分けただけなんです。」</w:t>
+      </w:r>
+    </w:p>
+    <w:p>
+      <w:pPr>
         <w:pStyle w:val="Heading1"/>
         <w:spacing w:after="100" w:before="220"/>
       </w:pPr>
@@ -258,7 +309,7 @@
           <w:b/>
           <w:bCs/>
         </w:rPr>
-        <w:t xml:space="preserve">③ 礎（5S）に「心と時間の余裕を持つ」が加わりました</w:t>
+        <w:t xml:space="preserve">③ 土台（5S）に「心と時間の余裕を持つ」が加わりました</w:t>
       </w:r>
     </w:p>
     <w:p>
@@ -356,6 +407,30 @@
           <w:rFonts w:ascii="游ゴシック" w:cs="游ゴシック" w:eastAsia="游ゴシック" w:hAnsi="游ゴシック"/>
         </w:rPr>
         <w:t xml:space="preserve">A. 実際にはあまり使われていなかったので、今回思い切ってなくしました。代わりに、社長の言葉そのものを掲げる形にしています。</w:t>
+      </w:r>
+    </w:p>
+    <w:p>
+      <w:pPr>
+        <w:spacing w:after="40"/>
+      </w:pPr>
+      <w:r>
+        <w:rPr>
+          <w:rFonts w:ascii="游ゴシック" w:cs="游ゴシック" w:eastAsia="游ゴシック" w:hAnsi="游ゴシック"/>
+          <w:b/>
+          <w:bCs/>
+        </w:rPr>
+        <w:t xml:space="preserve">Q. 「礎」が「土台」に、「太鼓判を押す」が「自信を持つ」に変わったのはなぜ？</w:t>
+      </w:r>
+    </w:p>
+    <w:p>
+      <w:pPr>
+        <w:spacing w:after="100"/>
+      </w:pPr>
+      <w:r>
+        <w:rPr>
+          <w:rFonts w:ascii="游ゴシック" w:cs="游ゴシック" w:eastAsia="游ゴシック" w:hAnsi="游ゴシック"/>
+        </w:rPr>
+        <w:t xml:space="preserve">A. 社長から、“誰もがわかる言葉にしてほしい”というご指摘があったからです。意味は変わっていません、より伝わりやすい言葉にしただけです。</w:t>
       </w:r>
     </w:p>
     <w:p>

--- a/omotenashi_briefing_script.docx
+++ b/omotenashi_briefing_script.docx
@@ -78,7 +78,7 @@
         <w:rPr>
           <w:rFonts w:ascii="游ゴシック" w:cs="游ゴシック" w:eastAsia="游ゴシック" w:hAnsi="游ゴシック"/>
         </w:rPr>
-        <w:t xml:space="preserve">「といっても、ガラッと変わるわけではありません。技・心・土台の3本柱はそのままです。（「礎」という呼び方は、今回から誰でも読める「土台」に変えました。）」</w:t>
+        <w:t xml:space="preserve">「といっても、ガラッと変わるわけではありません。技・心・5Sの3本柱はそのままです。（「礎」という呼び方は、今回から誰でも読める「5S」に変えました。）」</w:t>
       </w:r>
     </w:p>
     <w:p>
@@ -209,7 +209,18 @@
         <w:rPr>
           <w:rFonts w:ascii="游ゴシック" w:cs="游ゴシック" w:eastAsia="游ゴシック" w:hAnsi="游ゴシック"/>
         </w:rPr>
-        <w:t xml:space="preserve">「土台（準備・余裕）があるから、心にも余裕が生まれて、技（笑顔）が自然に出る。技・心・土台は、この一本の流れを3つに分けただけなんです。」</w:t>
+        <w:t xml:space="preserve">「5S（準備・余裕）があるから、心にも余裕が生まれて、技（笑顔）が自然に出る。技・心・5Sは、この一本の流れを3つに分けただけなんです。」</w:t>
+      </w:r>
+    </w:p>
+    <w:p>
+      <w:pPr>
+        <w:spacing w:after="90"/>
+      </w:pPr>
+      <w:r>
+        <w:rPr>
+          <w:rFonts w:ascii="游ゴシック" w:cs="游ゴシック" w:eastAsia="游ゴシック" w:hAnsi="游ゴシック"/>
+        </w:rPr>
+        <w:t xml:space="preserve">「ちなみに、本体（JR九州グループ）には『私たちの誓い』があって、その中に“おもてなしの心”という言葉が既にあります。私たちのこの3本柱は、その誓いを現場でどう実行するかを示すものなので、あえて同じ言い方は使わず、「技」「心」「5S」とだけ呼ぶようにしています。」</w:t>
       </w:r>
     </w:p>
     <w:p>
@@ -309,7 +320,7 @@
           <w:b/>
           <w:bCs/>
         </w:rPr>
-        <w:t xml:space="preserve">③ 土台（5S）に「心と時間の余裕を持つ」が加わりました</w:t>
+        <w:t xml:space="preserve">③ 5Sに「心と時間の余裕を持つ」が加わりました</w:t>
       </w:r>
     </w:p>
     <w:p>
@@ -419,7 +430,7 @@
           <w:b/>
           <w:bCs/>
         </w:rPr>
-        <w:t xml:space="preserve">Q. 「礎」が「土台」に、「太鼓判を押す」が「自信を持つ」に変わったのはなぜ？</w:t>
+        <w:t xml:space="preserve">Q. 「礎」が「5S」に、「太鼓判を押す」が「自信を持つ」に変わったのはなぜ？</w:t>
       </w:r>
     </w:p>
     <w:p>
